--- a/WELCOME_BASOVI.docx
+++ b/WELCOME_BASOVI.docx
@@ -7,27 +7,32 @@
         <w:pStyle w:val="Title"/>
       </w:pPr>
       <w:r>
-        <w:t>Message Template</w:t>
+        <w:t>Welcome / Intro Message</w:t>
       </w:r>
     </w:p>
     <w:p>
       <w:r>
-        <w:t>Hello,</w:t>
+        <w:t>Hello and thank you for your time,</w:t>
       </w:r>
     </w:p>
     <w:p>
       <w:r>
-        <w:t>My name is Iurii Basov. I am a Senior Engineer / Tech Lead with 10+ years of IT experience and I am interested in discussing relevant backend and technical leadership opportunities. I started as a Java/Scala developer, then moved into ML and platform engineering, and later led platform initiatives in enterprise environments.</w:t>
+        <w:t>My name is Iurii Basov. I am currently exploring opportunities in Data Architecture, Tech Leadership, and AI-enabled Product Engineering.</w:t>
       </w:r>
     </w:p>
     <w:p>
       <w:r>
-        <w:t>My core strengths include hands-on development, scalable architecture design, API integrations, production troubleshooting, and team mentoring. I usually work as a playing coach: I stay close to code while driving technical decisions and delivery outcomes.</w:t>
+        <w:t>I bring 10+ years of software engineering experience, including hands-on development, architecture design, and technical leadership in high-impact environments.</w:t>
       </w:r>
     </w:p>
     <w:p>
       <w:r>
-        <w:t>If my profile is relevant, I would be glad to share my CV and discuss how I can contribute to your team.</w:t>
+        <w:t>I work as a playing coach: I stay close to implementation while helping teams deliver reliable, scalable, and business-oriented solutions.</w:t>
+      </w:r>
+    </w:p>
+    <w:p>
+      <w:r>
+        <w:t>I would be glad to connect and discuss where my background can add value to your team.</w:t>
       </w:r>
     </w:p>
     <w:p>

--- a/WELCOME_BASOVI.docx
+++ b/WELCOME_BASOVI.docx
@@ -3,61 +3,8 @@
 <w:document xmlns:wpc="http://schemas.microsoft.com/office/word/2010/wordprocessingCanvas" xmlns:mo="http://schemas.microsoft.com/office/mac/office/2008/main" xmlns:mc="http://schemas.openxmlformats.org/markup-compatibility/2006" xmlns:mv="urn:schemas-microsoft-com:mac:vml" xmlns:o="urn:schemas-microsoft-com:office:office" xmlns:r="http://schemas.openxmlformats.org/officeDocument/2006/relationships" xmlns:m="http://schemas.openxmlformats.org/officeDocument/2006/math" xmlns:v="urn:schemas-microsoft-com:vml" xmlns:wp14="http://schemas.microsoft.com/office/word/2010/wordprocessingDrawing" xmlns:wp="http://schemas.openxmlformats.org/drawingml/2006/wordprocessingDrawing" xmlns:w10="urn:schemas-microsoft-com:office:word" xmlns:w="http://schemas.openxmlformats.org/wordprocessingml/2006/main" xmlns:w14="http://schemas.microsoft.com/office/word/2010/wordml" xmlns:wpg="http://schemas.microsoft.com/office/word/2010/wordprocessingGroup" xmlns:wpi="http://schemas.microsoft.com/office/word/2010/wordprocessingInk" xmlns:wne="http://schemas.microsoft.com/office/word/2006/wordml" xmlns:wps="http://schemas.microsoft.com/office/word/2010/wordprocessingShape" mc:Ignorable="w14 wp14">
   <w:body>
     <w:p>
-      <w:pPr>
-        <w:pStyle w:val="Title"/>
-      </w:pPr>
       <w:r>
-        <w:t>Welcome / Intro Message</w:t>
-      </w:r>
-    </w:p>
-    <w:p>
-      <w:r>
-        <w:t>Hello and thank you for your time,</w:t>
-      </w:r>
-    </w:p>
-    <w:p>
-      <w:r>
-        <w:t>My name is Iurii Basov. I am currently exploring opportunities in Data Architecture, Tech Leadership, and AI-enabled Product Engineering.</w:t>
-      </w:r>
-    </w:p>
-    <w:p>
-      <w:r>
-        <w:t>I bring 10+ years of software engineering experience, including hands-on development, architecture design, and technical leadership in high-impact environments.</w:t>
-      </w:r>
-    </w:p>
-    <w:p>
-      <w:r>
-        <w:t>I work as a playing coach: I stay close to implementation while helping teams deliver reliable, scalable, and business-oriented solutions.</w:t>
-      </w:r>
-    </w:p>
-    <w:p>
-      <w:r>
-        <w:t>I would be glad to connect and discuss where my background can add value to your team.</w:t>
-      </w:r>
-    </w:p>
-    <w:p>
-      <w:r>
-        <w:t>Best regards,</w:t>
-      </w:r>
-    </w:p>
-    <w:p>
-      <w:r>
-        <w:t>Iurii Basov</w:t>
-      </w:r>
-    </w:p>
-    <w:p>
-      <w:r>
-        <w:t>WhatsApp: +84822510931</w:t>
-      </w:r>
-    </w:p>
-    <w:p>
-      <w:r>
-        <w:t>Telegram: @novator_24</w:t>
-      </w:r>
-    </w:p>
-    <w:p>
-      <w:r>
-        <w:t>LinkedIn: linkedin.com/in/basovi</w:t>
+        <w:t>День добрый. Мне рекомендовали обратиться к Вам. Мне нравится компания, где Вы работаете, и я хочу работать с Вами. Можете через кадровый отдел порекомендовать меня по вакансии Senior AI Engineer (Search / Retrieval), Workato, Singapore ? Заранее спасибо. Вот ссылка на моё cv - bit.ly/cv_basovi , ссылка на моё resume - bit.ly/resume_basovi , ссылка на моё cover letter - bit.ly/cover_letter</w:t>
       </w:r>
     </w:p>
     <w:sectPr>

--- a/WELCOME_BASOVI.docx
+++ b/WELCOME_BASOVI.docx
@@ -4,7 +4,7 @@
   <w:body>
     <w:p>
       <w:r>
-        <w:t>День добрый. Мне рекомендовали обратиться к Вам. Мне нравится компания, где Вы работаете, и я хочу работать с Вами. Можете через кадровый отдел порекомендовать меня по вакансии Senior AI Engineer (Search / Retrieval), Workato, Singapore ? Заранее спасибо. Вот ссылка на моё cv - bit.ly/cv_basovi , ссылка на моё resume - bit.ly/resume_basovi , ссылка на моё cover letter - bit.ly/cover_letter</w:t>
+        <w:t>День добрый. Мне рекомендовали обратиться к Вам. Мне нравится компания, где Вы работаете, и я хочу работать с Вами. Можете через кадровый отдел порекомендовать меня по вакансии Backend Engineer, AI Systems, A1, Singapore ? Заранее спасибо. Вот ссылка на моё cv - bit.ly/cv_basovi , ссылка на моё resume - bit.ly/resume_basovi , ссылка на моё cover letter - bit.ly/cover_letter</w:t>
       </w:r>
     </w:p>
     <w:sectPr>

--- a/WELCOME_BASOVI.docx
+++ b/WELCOME_BASOVI.docx
@@ -4,7 +4,7 @@
   <w:body>
     <w:p>
       <w:r>
-        <w:t>День добрый. Мне рекомендовали обратиться к Вам. Мне нравится компания, где Вы работаете, и я хочу работать с Вами. Можете через кадровый отдел порекомендовать меня по вакансии AI Process Optimization Specialist, HFM, Larnaca, Cyprus ? Заранее спасибо. Вот ссылка на моё cv - bit.ly/cv_basovi , ссылка на моё resume - bit.ly/resume_basovi , ссылка на моё cover letter - bit.ly/cover_letter</w:t>
+        <w:t>Good afternoon. I was advised to contact you. I really like the company where you work, and I would like to work with you. Could you please recommend me through your HR team for the vacancy Software Engineer (Rust) - Remote Work | REF#289819, BairesDev, Cyprus (Remote)? Thank you in advance. Here is the link to my CV - bit.ly/cv_basovi , link to my resume - bit.ly/resume_basovi , link to my cover letter - bit.ly/cover_letter</w:t>
       </w:r>
     </w:p>
     <w:sectPr>

--- a/WELCOME_BASOVI.docx
+++ b/WELCOME_BASOVI.docx
@@ -4,7 +4,7 @@
   <w:body>
     <w:p>
       <w:r>
-        <w:t>Good afternoon. I was advised to contact you. I really like the company where you work, and I would like to work with you. Could you please recommend me through your HR team for the vacancy Software Engineer (Rust) - Remote Work | REF#289819, BairesDev, Cyprus (Remote)? Thank you in advance. Here is the link to my CV - bit.ly/cv_basovi , link to my resume - bit.ly/resume_basovi , link to my cover letter - bit.ly/cover_letter</w:t>
+        <w:t>День добрый. Мне рекомендовали обратиться к Вам. Мне нравится компания, где Вы работаете, и я хочу работать с Вами. Можете через кадровый отдел порекомендовать меня по вакансии Senior Data Engineer, Hiring Company, Cyprus ? Заранее спасибо. Вот ссылка на моё cv - bit.ly/cv_basovi , ссылка на моё resume - bit.ly/resume_basovi , ссылка на моё cover letter - bit.ly/cover_letter</w:t>
       </w:r>
     </w:p>
     <w:sectPr>

--- a/WELCOME_BASOVI.docx
+++ b/WELCOME_BASOVI.docx
@@ -4,7 +4,7 @@
   <w:body>
     <w:p>
       <w:r>
-        <w:t>День добрый. Мне рекомендовали обратиться к Вам. Мне нравится компания, где Вы работаете, и я хочу работать с Вами. Можете через кадровый отдел порекомендовать меня по вакансии Senior Data Engineer, Hiring Company, Cyprus ? Заранее спасибо. Вот ссылка на моё cv - bit.ly/cv_basovi , ссылка на моё resume - bit.ly/resume_basovi , ссылка на моё cover letter - bit.ly/cover_letter</w:t>
+        <w:t>Day good. I was recommended to contact you. I like the company where you work, and I want to work with you. Could you please recommend me through HR for the position Data Engineer, trusted automotive digital platform employer, United States? Thank you in advance. Here is the link to my cv - bit.ly/cv_basovi, link to my resume - bit.ly/resume_basovi, link to my cover letter - bit.ly/cover_letter</w:t>
       </w:r>
     </w:p>
     <w:sectPr>

--- a/WELCOME_BASOVI.docx
+++ b/WELCOME_BASOVI.docx
@@ -4,7 +4,7 @@
   <w:body>
     <w:p>
       <w:r>
-        <w:t>Day good. I was recommended to contact you. I like the company where you work, and I want to work with you. Could you please recommend me through HR for the position Data Engineer, trusted automotive digital platform employer, United States? Thank you in advance. Here is the link to my cv - bit.ly/cv_basovi, link to my resume - bit.ly/resume_basovi, link to my cover letter - bit.ly/cover_letter</w:t>
+        <w:t>Day good. I was recommended to contact you. I like the company where you work, and I want to work with you. Could you please recommend me through HR for the position AI Software Engineer (m/f/d), a Vienna-based Legal-tech B2B SaaS company, Vienna, Austria? Thank you in advance. Here is the link to my cv - bit.ly/cv_basovi, link to my resume - bit.ly/resume_basovi, link to my cover letter - bit.ly/cover_letter.</w:t>
       </w:r>
     </w:p>
     <w:sectPr>

--- a/WELCOME_BASOVI.docx
+++ b/WELCOME_BASOVI.docx
@@ -4,7 +4,7 @@
   <w:body>
     <w:p>
       <w:r>
-        <w:t>Day good. I was recommended to contact you. I like the company where you work, and I want to work with you. Could you please recommend me through HR for the position AI Software Engineer (m/f/d), a Vienna-based Legal-tech B2B SaaS company, Vienna, Austria? Thank you in advance. Here is the link to my cv - bit.ly/cv_basovi, link to my resume - bit.ly/resume_basovi, link to my cover letter - bit.ly/cover_letter.</w:t>
+        <w:t>Day good. I was recommended to contact you. I like the company where you work, and I want to work with you. Could you please recommend me through HR for the position Big Data Architect, a global IT services and digital consulting firm, Milpitas, CA, USA? Thank you in advance. Here is the link to my cv - bit.ly/cv_basovi, link to my resume - bit.ly/resume_basovi, link to my cover letter - bit.ly/cover_letter.</w:t>
       </w:r>
     </w:p>
     <w:sectPr>
